--- a/revision_material/revision_todo_list_responses.docx
+++ b/revision_material/revision_todo_list_responses.docx
@@ -1,6 +1,6 @@
 
 <file path=word/document.xml><?xml version="1.0" encoding="utf-8"?>
-<w:document xmlns:wpc="http://schemas.microsoft.com/office/word/2010/wordprocessingCanvas" xmlns:cx="http://schemas.microsoft.com/office/drawing/2014/chartex" xmlns:cx1="http://schemas.microsoft.com/office/drawing/2015/9/8/chartex" xmlns:cx2="http://schemas.microsoft.com/office/drawing/2015/10/21/chartex" xmlns:cx3="http://schemas.microsoft.com/office/drawing/2016/5/9/chartex" xmlns:cx4="http://schemas.microsoft.com/office/drawing/2016/5/10/chartex" xmlns:cx5="http://schemas.microsoft.com/office/drawing/2016/5/11/chartex" xmlns:cx6="http://schemas.microsoft.com/office/drawing/2016/5/12/chartex" xmlns:cx7="http://schemas.microsoft.com/office/drawing/2016/5/13/chartex" xmlns:cx8="http://schemas.microsoft.com/office/drawing/2016/5/14/chartex" xmlns:mc="http://schemas.openxmlformats.org/markup-compatibility/2006" xmlns:m="http://schemas.openxmlformats.org/officeDocument/2006/math" xmlns:aink="http://schemas.microsoft.com/office/drawing/2016/ink" xmlns:am3d="http://schemas.microsoft.com/office/drawing/2017/model3d" xmlns:oel="http://schemas.microsoft.com/office/2019/extlst" xmlns:r="http://schemas.openxmlformats.org/officeDocument/2006/relationships" xmlns:wp14="http://schemas.microsoft.com/office/word/2010/wordprocessingDrawing" xmlns:wp="http://schemas.openxmlformats.org/drawingml/2006/wordprocessingDrawing" xmlns:wpg="http://schemas.microsoft.com/office/word/2010/wordprocessingGroup" xmlns:wpi="http://schemas.microsoft.com/office/word/2010/wordprocessingInk" xmlns:wps="http://schemas.microsoft.com/office/word/2010/wordprocessingShape" xmlns:o="urn:schemas-microsoft-com:office:office" xmlns:v="urn:schemas-microsoft-com:vml" xmlns:w10="urn:schemas-microsoft-com:office:word" xmlns:w="http://schemas.openxmlformats.org/wordprocessingml/2006/main" xmlns:w14="http://schemas.microsoft.com/office/word/2010/wordml" xmlns:w15="http://schemas.microsoft.com/office/word/2012/wordml" xmlns:w16cei="http://schemas.microsoft.com/office/word/2026/wordml/cei" xmlns:w16cex="http://schemas.microsoft.com/office/word/2018/wordml/cex" xmlns:w16cid="http://schemas.microsoft.com/office/word/2016/wordml/cid" xmlns:w16="http://schemas.microsoft.com/office/word/2018/wordml" xmlns:w16sdtdh="http://schemas.microsoft.com/office/word/2020/wordml/sdtdatahash" xmlns:w16sdtfl="http://schemas.microsoft.com/office/word/2024/wordml/sdtformatlock" xmlns:w16se="http://schemas.microsoft.com/office/word/2015/wordml/symex" xmlns:w16du="http://schemas.microsoft.com/office/word/2023/wordml/word16du" xmlns:wne="http://schemas.microsoft.com/office/word/2006/wordml" mc:Ignorable="w14 w15 w16se w16cid w16 w16cex w16sdtdh w16sdtfl w16du wp14">
+<w:document xmlns:wpc="http://schemas.microsoft.com/office/word/2010/wordprocessingCanvas" xmlns:cx="http://schemas.microsoft.com/office/drawing/2014/chartex" xmlns:cx1="http://schemas.microsoft.com/office/drawing/2015/9/8/chartex" xmlns:cx2="http://schemas.microsoft.com/office/drawing/2015/10/21/chartex" xmlns:cx3="http://schemas.microsoft.com/office/drawing/2016/5/9/chartex" xmlns:cx4="http://schemas.microsoft.com/office/drawing/2016/5/10/chartex" xmlns:cx5="http://schemas.microsoft.com/office/drawing/2016/5/11/chartex" xmlns:cx6="http://schemas.microsoft.com/office/drawing/2016/5/12/chartex" xmlns:cx7="http://schemas.microsoft.com/office/drawing/2016/5/13/chartex" xmlns:cx8="http://schemas.microsoft.com/office/drawing/2016/5/14/chartex" xmlns:mc="http://schemas.openxmlformats.org/markup-compatibility/2006" xmlns:m="http://schemas.openxmlformats.org/officeDocument/2006/math" xmlns:aink="http://schemas.microsoft.com/office/drawing/2016/ink" xmlns:am3d="http://schemas.microsoft.com/office/drawing/2017/model3d" xmlns:oel="http://schemas.microsoft.com/office/2019/extlst" xmlns:r="http://schemas.openxmlformats.org/officeDocument/2006/relationships" xmlns:wp14="http://schemas.microsoft.com/office/word/2010/wordprocessingDrawing" xmlns:wp="http://schemas.openxmlformats.org/drawingml/2006/wordprocessingDrawing" xmlns:wpg="http://schemas.microsoft.com/office/word/2010/wordprocessingGroup" xmlns:wpi="http://schemas.microsoft.com/office/word/2010/wordprocessingInk" xmlns:wps="http://schemas.microsoft.com/office/word/2010/wordprocessingShape" xmlns:o="urn:schemas-microsoft-com:office:office" xmlns:v="urn:schemas-microsoft-com:vml" xmlns:w10="urn:schemas-microsoft-com:office:word" xmlns:w="http://schemas.openxmlformats.org/wordprocessingml/2006/main" xmlns:w14="http://schemas.microsoft.com/office/word/2010/wordml" xmlns:w15="http://schemas.microsoft.com/office/word/2012/wordml" xmlns:w16cex="http://schemas.microsoft.com/office/word/2018/wordml/cex" xmlns:w16cid="http://schemas.microsoft.com/office/word/2016/wordml/cid" xmlns:w16="http://schemas.microsoft.com/office/word/2018/wordml" xmlns:w16sdtdh="http://schemas.microsoft.com/office/word/2020/wordml/sdtdatahash" xmlns:w16sdtfl="http://schemas.microsoft.com/office/word/2024/wordml/sdtformatlock" xmlns:w16se="http://schemas.microsoft.com/office/word/2015/wordml/symex" xmlns:w16du="http://schemas.microsoft.com/office/word/2023/wordml/word16du" xmlns:wne="http://schemas.microsoft.com/office/word/2006/wordml" mc:Ignorable="w14 w15 w16se w16cid w16 w16cex w16sdtdh w16sdtfl w16du wp14">
   <w:body>
     <w:p>
       <w:pPr>
@@ -1470,31 +1470,7 @@
         <w:rPr>
           <w:highlight w:val="magenta"/>
         </w:rPr>
-        <w:t xml:space="preserve">  We added a short sentence linking the variance-component</w:t>
-      </w:r>
-      <w:r>
-        <w:rPr>
-          <w:highlight w:val="magenta"/>
-        </w:rPr>
-        <w:t xml:space="preserve"> </w:t>
-      </w:r>
-      <w:r>
-        <w:rPr>
-          <w:highlight w:val="magenta"/>
-        </w:rPr>
-        <w:t xml:space="preserve">result to the </w:t>
-      </w:r>
-      <w:r>
-        <w:rPr>
-          <w:highlight w:val="magenta"/>
-        </w:rPr>
-        <w:t>c</w:t>
-      </w:r>
-      <w:r>
-        <w:rPr>
-          <w:highlight w:val="magenta"/>
-        </w:rPr>
-        <w:t>mparative senescence literature. The text now states: “Thus, part of the apparent among-population variation in mortality trajectories in comparative senescence analyses may reflect sampling noise and temporal variation, not only true underlying biological differences.”</w:t>
+        <w:t xml:space="preserve">  We added a short sentence linking the variance-component result to the cmparative senescence literature. The text now states: “Thus, part of the apparent among-population variation in mortality trajectories in comparative senescence analyses may reflect sampling noise and temporal variation, not only true underlying biological differences.”</w:t>
       </w:r>
     </w:p>
     <w:p>
@@ -2578,13 +2554,7 @@
         <w:rPr>
           <w:highlight w:val="magenta"/>
         </w:rPr>
-        <w:t xml:space="preserve">Response: </w:t>
-      </w:r>
-      <w:r>
-        <w:rPr>
-          <w:highlight w:val="magenta"/>
-        </w:rPr>
-        <w:t>We have clarified this terminology at first use in the Introduction. The text now defines derived demographic traits as population- or species- level quantities computed from MPMs, and distinguishes life-history traits as one subset of those quantities.</w:t>
+        <w:t>Response: We have clarified this terminology at first use in the Introduction. The text now defines derived demographic traits as population- or species- level quantities computed from MPMs, and distinguishes life-history traits as one subset of those quantities.</w:t>
       </w:r>
     </w:p>
     <w:p>
@@ -2881,6 +2851,12 @@
         <w:spacing w:before="20" w:after="40"/>
         <w:ind w:left="720"/>
       </w:pPr>
+      <w:r>
+        <w:rPr>
+          <w:highlight w:val="magenta"/>
+        </w:rPr>
+        <w:t>Response: We agree that this rationale was too implicit. We have now made it explicit in the Introduction, with a minimal edit, by adding: “We structure our three analyses to bracket this spectrum deliberately, and more broadly to span common uses of published MPMs: from within-species analyses of climate effects on demographic rates, through multi- population climate-demography comparisons, to broad comparative analyses of lifetime-integrating traits across populations and species.”</w:t>
+      </w:r>
     </w:p>
     <w:p>
       <w:pPr>
@@ -2925,6 +2901,7 @@
           <w:szCs w:val="21"/>
           <w:highlight w:val="yellow"/>
         </w:rPr>
+        <w:lastRenderedPageBreak/>
         <w:t xml:space="preserve">The practical checklist currently appears only in the Discussion without preview. </w:t>
       </w:r>
       <w:r>
@@ -2973,7 +2950,6 @@
         </w:pBdr>
       </w:pPr>
       <w:r>
-        <w:lastRenderedPageBreak/>
         <w:t>G</w:t>
       </w:r>
       <w:r>
@@ -3160,15 +3136,7 @@
           <w:szCs w:val="21"/>
           <w:highlight w:val="magenta"/>
         </w:rPr>
-        <w:t xml:space="preserve">onse: </w:t>
-      </w:r>
-      <w:r>
-        <w:rPr>
-          <w:sz w:val="21"/>
-          <w:szCs w:val="21"/>
-          <w:highlight w:val="magenta"/>
-        </w:rPr>
-        <w:t xml:space="preserve">We have added a short paragraph to the Methods clarifying that uncertainty may differ when transition rates are estimated with information-sharing models such as hierarchical vital-rate models or IPMs. We now note that partial pooling will often reduce the variance of weakly informed transition estimates, but may also induce stronger </w:t>
+        <w:t xml:space="preserve">onse: We have added a short paragraph to the Methods clarifying that uncertainty may differ when transition rates are estimated with information-sharing models such as hierarchical vital-rate models or IPMs. We now note that partial pooling will often reduce the variance of weakly informed transition estimates, but may also induce stronger </w:t>
       </w:r>
       <w:r>
         <w:rPr>
@@ -3363,6 +3331,7 @@
           <w:szCs w:val="21"/>
           <w:highlight w:val="cyan"/>
         </w:rPr>
+        <w:lastRenderedPageBreak/>
         <w:t>Clarify whether total estimated population size (as opposed to stage-specific sample size) is available for included studies, and whether it was used.</w:t>
       </w:r>
     </w:p>
@@ -3385,14 +3354,7 @@
         <w:rPr>
           <w:highlight w:val="magenta"/>
         </w:rPr>
-        <w:t xml:space="preserve">We have clarified that our analyses use stage-specific or transition-specific sample sizes, not total estimated population size. Total population size was not systematically available across the included studies in a standardised form and was </w:t>
-      </w:r>
-      <w:r>
-        <w:rPr>
-          <w:highlight w:val="magenta"/>
-        </w:rPr>
-        <w:lastRenderedPageBreak/>
-        <w:t>therefore not used in the uncertainty-propagation workflow. Where total population size was reported in particular source studies, it is incidental contextual information rather than an input to the analyses. [lines XX–YY] Suggested manuscript sentence - “Our uncertainty-propagation workflow used recovered stage- specific or transition-specific sample sizes; total estimated population size was not systematically available across the included studies and was not used in the analyses.” analyses.”</w:t>
+        <w:t>We have clarified that our analyses use stage-specific or transition-specific sample sizes, not total estimated population size. Total population size was not systematically available across the included studies in a standardised form and was therefore not used in the uncertainty-propagation workflow. Where total population size was reported in particular source studies, it is incidental contextual information rather than an input to the analyses. [lines XX–YY] Suggested manuscript sentence - “Our uncertainty-propagation workflow used recovered stage- specific or transition-specific sample sizes; total estimated population size was not systematically available across the included studies and was not used in the analyses.” analyses.”</w:t>
       </w:r>
     </w:p>
     <w:p>
@@ -3450,15 +3412,7 @@
           <w:szCs w:val="21"/>
           <w:highlight w:val="magenta"/>
         </w:rPr>
-        <w:t xml:space="preserve">Response: Thanks for raising this point. We agree that it was unclear. </w:t>
-      </w:r>
-      <w:r>
-        <w:rPr>
-          <w:sz w:val="21"/>
-          <w:szCs w:val="21"/>
-          <w:highlight w:val="magenta"/>
-        </w:rPr>
-        <w:t>We clarified this point in the Methods. The revised text now explains that the extra row (d) represents death as the complementary non-survival outcome for each origin stage. We also state explicitly that, in the implemented bootstrap, death is resampled jointly with the living transitions in each (U)-column, but only the living-stage components are written back into the simulated (U) matrix.</w:t>
+        <w:t>Response: Thanks for raising this point. We agree that it was unclear. We clarified this point in the Methods. The revised text now explains that the extra row (d) represents death as the complementary non-survival outcome for each origin stage. We also state explicitly that, in the implemented bootstrap, death is resampled jointly with the living transitions in each (U)-column, but only the living-stage components are written back into the simulated (U) matrix.</w:t>
       </w:r>
     </w:p>
     <w:p>
@@ -3520,15 +3474,7 @@
           <w:szCs w:val="21"/>
           <w:highlight w:val="magenta"/>
         </w:rPr>
-        <w:t xml:space="preserve">Response: </w:t>
-      </w:r>
-      <w:r>
-        <w:rPr>
-          <w:sz w:val="21"/>
-          <w:szCs w:val="21"/>
-          <w:highlight w:val="magenta"/>
-        </w:rPr>
-        <w:t>We have revised the sentence to make the three matrix types unambiguous. The text now distinguishes a pooled population MPM as a matrix constructed by pooling individual-level demographic information across periods and/or populations, a population mean MPM as an element-by-element arithmetic mean across annual matrices, and our fallback case, where we constructed a population-level matrix as the element-wise mean of the available annual Individual matrices in COMPADRE.</w:t>
+        <w:t>Response: We have revised the sentence to make the three matrix types unambiguous. The text now distinguishes a pooled population MPM as a matrix constructed by pooling individual-level demographic information across periods and/or populations, a population mean MPM as an element-by-element arithmetic mean across annual matrices, and our fallback case, where we constructed a population-level matrix as the element-wise mean of the available annual Individual matrices in COMPADRE.</w:t>
       </w:r>
     </w:p>
     <w:p>
@@ -3689,15 +3635,7 @@
           <w:szCs w:val="21"/>
           <w:highlight w:val="magenta"/>
         </w:rPr>
-        <w:t xml:space="preserve">Response: </w:t>
-      </w:r>
-      <w:r>
-        <w:rPr>
-          <w:sz w:val="21"/>
-          <w:szCs w:val="21"/>
-          <w:highlight w:val="magenta"/>
-        </w:rPr>
-        <w:t xml:space="preserve">We have clarified that the climate covariates were matched both spatially and temporally to the demographic data. </w:t>
+        <w:t xml:space="preserve">Response: We have clarified that the climate covariates were matched both spatially and temporally to the demographic data. </w:t>
       </w:r>
     </w:p>
     <w:p>
@@ -3789,6 +3727,7 @@
           <w:bCs/>
           <w:highlight w:val="cyan"/>
         </w:rPr>
+        <w:lastRenderedPageBreak/>
         <w:t>Sensitivity analysis for quasi-stable distribution truncation threshold</w:t>
       </w:r>
       <w:r>
@@ -3840,7 +3779,6 @@
         <w:rPr>
           <w:highlight w:val="magenta"/>
         </w:rPr>
-        <w:lastRenderedPageBreak/>
         <w:t>Response: We added a sensitivity analysis for the quasi-stable- distribution truncation threshold used in the shape calculation. Recomputing shape at 0.5% and 5% thresholds showed very high concordance with the 1% threshold used in the main analysis, with only small median shifts in shape and only two sign changes, both for estimates already close to zero. We now report this in Supplementary Methods S1.13, Supplementary Results S2.4, Table S14, and Figure S4</w:t>
       </w:r>
       <w:r>
@@ -4257,7 +4195,16 @@
           <w:szCs w:val="21"/>
           <w:highlight w:val="yellow"/>
         </w:rPr>
-        <w:t>We should acknowledge in the checklist section that the proposed thresholds (e.g. survival &gt;0.95, fewer than 20 individuals per stage) are heuristics derived from a restricted, taxonomically narrow dataset (largely herbaceous perennials). They may not apply universally (probably don’t). They are not formally validated decision rules applicable across all MPM contexts.</w:t>
+        <w:t xml:space="preserve">We should acknowledge in the checklist section that the proposed thresholds (e.g. survival &gt;0.95, fewer than 20 individuals per stage) are heuristics derived from a restricted, taxonomically narrow dataset (largely herbaceous perennials). They may not </w:t>
+      </w:r>
+      <w:r>
+        <w:rPr>
+          <w:sz w:val="21"/>
+          <w:szCs w:val="21"/>
+          <w:highlight w:val="yellow"/>
+        </w:rPr>
+        <w:lastRenderedPageBreak/>
+        <w:t>apply universally (probably don’t). They are not formally validated decision rules applicable across all MPM contexts.</w:t>
       </w:r>
     </w:p>
     <w:p>
@@ -4297,7 +4244,6 @@
           <w:sz w:val="21"/>
           <w:szCs w:val="21"/>
         </w:rPr>
-        <w:lastRenderedPageBreak/>
         <w:t>Should very briefly address how results might differ for: (a) age-based Leslie matrix models; (b) analyses built directly from individual-level data (IPMs, capture-recapture survival models). Aim for a short paragraph.</w:t>
       </w:r>
     </w:p>
@@ -4725,13 +4671,7 @@
         <w:rPr>
           <w:highlight w:val="magenta"/>
         </w:rPr>
-        <w:t xml:space="preserve">Response: </w:t>
-      </w:r>
-      <w:r>
-        <w:rPr>
-          <w:highlight w:val="magenta"/>
-        </w:rPr>
-        <w:t xml:space="preserve">We have added a short sentence </w:t>
+        <w:t xml:space="preserve">Response: We have added a short sentence </w:t>
       </w:r>
       <w:r>
         <w:rPr>
@@ -4789,6 +4729,7 @@
           <w:bCs/>
           <w:highlight w:val="yellow"/>
         </w:rPr>
+        <w:lastRenderedPageBreak/>
         <w:t>Define the three analyses in the abstract</w:t>
       </w:r>
       <w:r>
@@ -4863,7 +4804,6 @@
           <w:szCs w:val="21"/>
           <w:highlight w:val="yellow"/>
         </w:rPr>
-        <w:lastRenderedPageBreak/>
         <w:t>'It' at line 14 of the abstract is ambiguous</w:t>
       </w:r>
     </w:p>
@@ -4883,7 +4823,7 @@
 </file>
 
 <file path=word/comments.xml><?xml version="1.0" encoding="utf-8"?>
-<w:comments xmlns:wpc="http://schemas.microsoft.com/office/word/2010/wordprocessingCanvas" xmlns:cx="http://schemas.microsoft.com/office/drawing/2014/chartex" xmlns:cx1="http://schemas.microsoft.com/office/drawing/2015/9/8/chartex" xmlns:cx2="http://schemas.microsoft.com/office/drawing/2015/10/21/chartex" xmlns:cx3="http://schemas.microsoft.com/office/drawing/2016/5/9/chartex" xmlns:cx4="http://schemas.microsoft.com/office/drawing/2016/5/10/chartex" xmlns:cx5="http://schemas.microsoft.com/office/drawing/2016/5/11/chartex" xmlns:cx6="http://schemas.microsoft.com/office/drawing/2016/5/12/chartex" xmlns:cx7="http://schemas.microsoft.com/office/drawing/2016/5/13/chartex" xmlns:cx8="http://schemas.microsoft.com/office/drawing/2016/5/14/chartex" xmlns:mc="http://schemas.openxmlformats.org/markup-compatibility/2006" xmlns:m="http://schemas.openxmlformats.org/officeDocument/2006/math" xmlns:aink="http://schemas.microsoft.com/office/drawing/2016/ink" xmlns:am3d="http://schemas.microsoft.com/office/drawing/2017/model3d" xmlns:oel="http://schemas.microsoft.com/office/2019/extlst" xmlns:r="http://schemas.openxmlformats.org/officeDocument/2006/relationships" xmlns:wp14="http://schemas.microsoft.com/office/word/2010/wordprocessingDrawing" xmlns:wp="http://schemas.openxmlformats.org/drawingml/2006/wordprocessingDrawing" xmlns:wpg="http://schemas.microsoft.com/office/word/2010/wordprocessingGroup" xmlns:wpi="http://schemas.microsoft.com/office/word/2010/wordprocessingInk" xmlns:wps="http://schemas.microsoft.com/office/word/2010/wordprocessingShape" xmlns:o="urn:schemas-microsoft-com:office:office" xmlns:v="urn:schemas-microsoft-com:vml" xmlns:w10="urn:schemas-microsoft-com:office:word" xmlns:w="http://schemas.openxmlformats.org/wordprocessingml/2006/main" xmlns:w14="http://schemas.microsoft.com/office/word/2010/wordml" xmlns:w15="http://schemas.microsoft.com/office/word/2012/wordml" xmlns:w16cei="http://schemas.microsoft.com/office/word/2026/wordml/cei" xmlns:w16cex="http://schemas.microsoft.com/office/word/2018/wordml/cex" xmlns:w16cid="http://schemas.microsoft.com/office/word/2016/wordml/cid" xmlns:w16="http://schemas.microsoft.com/office/word/2018/wordml" xmlns:w16sdtdh="http://schemas.microsoft.com/office/word/2020/wordml/sdtdatahash" xmlns:w16sdtfl="http://schemas.microsoft.com/office/word/2024/wordml/sdtformatlock" xmlns:w16se="http://schemas.microsoft.com/office/word/2015/wordml/symex" xmlns:w16du="http://schemas.microsoft.com/office/word/2023/wordml/word16du" xmlns:wne="http://schemas.microsoft.com/office/word/2006/wordml" mc:Ignorable="w14 w15 w16se w16cid w16 w16cex w16sdtdh w16sdtfl w16du wp14">
+<w:comments xmlns:wpc="http://schemas.microsoft.com/office/word/2010/wordprocessingCanvas" xmlns:cx="http://schemas.microsoft.com/office/drawing/2014/chartex" xmlns:cx1="http://schemas.microsoft.com/office/drawing/2015/9/8/chartex" xmlns:cx2="http://schemas.microsoft.com/office/drawing/2015/10/21/chartex" xmlns:cx3="http://schemas.microsoft.com/office/drawing/2016/5/9/chartex" xmlns:cx4="http://schemas.microsoft.com/office/drawing/2016/5/10/chartex" xmlns:cx5="http://schemas.microsoft.com/office/drawing/2016/5/11/chartex" xmlns:cx6="http://schemas.microsoft.com/office/drawing/2016/5/12/chartex" xmlns:cx7="http://schemas.microsoft.com/office/drawing/2016/5/13/chartex" xmlns:cx8="http://schemas.microsoft.com/office/drawing/2016/5/14/chartex" xmlns:mc="http://schemas.openxmlformats.org/markup-compatibility/2006" xmlns:m="http://schemas.openxmlformats.org/officeDocument/2006/math" xmlns:aink="http://schemas.microsoft.com/office/drawing/2016/ink" xmlns:am3d="http://schemas.microsoft.com/office/drawing/2017/model3d" xmlns:oel="http://schemas.microsoft.com/office/2019/extlst" xmlns:r="http://schemas.openxmlformats.org/officeDocument/2006/relationships" xmlns:wp14="http://schemas.microsoft.com/office/word/2010/wordprocessingDrawing" xmlns:wp="http://schemas.openxmlformats.org/drawingml/2006/wordprocessingDrawing" xmlns:wpg="http://schemas.microsoft.com/office/word/2010/wordprocessingGroup" xmlns:wpi="http://schemas.microsoft.com/office/word/2010/wordprocessingInk" xmlns:wps="http://schemas.microsoft.com/office/word/2010/wordprocessingShape" xmlns:o="urn:schemas-microsoft-com:office:office" xmlns:v="urn:schemas-microsoft-com:vml" xmlns:w10="urn:schemas-microsoft-com:office:word" xmlns:w="http://schemas.openxmlformats.org/wordprocessingml/2006/main" xmlns:w14="http://schemas.microsoft.com/office/word/2010/wordml" xmlns:w15="http://schemas.microsoft.com/office/word/2012/wordml" xmlns:w16cex="http://schemas.microsoft.com/office/word/2018/wordml/cex" xmlns:w16cid="http://schemas.microsoft.com/office/word/2016/wordml/cid" xmlns:w16="http://schemas.microsoft.com/office/word/2018/wordml" xmlns:w16sdtdh="http://schemas.microsoft.com/office/word/2020/wordml/sdtdatahash" xmlns:w16sdtfl="http://schemas.microsoft.com/office/word/2024/wordml/sdtformatlock" xmlns:w16se="http://schemas.microsoft.com/office/word/2015/wordml/symex" xmlns:w16du="http://schemas.microsoft.com/office/word/2023/wordml/word16du" xmlns:wne="http://schemas.microsoft.com/office/word/2006/wordml" mc:Ignorable="w14 w15 w16se w16cid w16 w16cex w16sdtdh w16sdtfl w16du wp14">
   <w:comment w:id="6" w:author="Emily Simmonds" w:date="2026-07-01T11:31:00Z" w:initials="ES">
     <w:p>
       <w:r>
@@ -4905,25 +4845,25 @@
 </file>
 
 <file path=word/commentsExtended.xml><?xml version="1.0" encoding="utf-8"?>
-<w15:commentsEx xmlns:wpc="http://schemas.microsoft.com/office/word/2010/wordprocessingCanvas" xmlns:cx="http://schemas.microsoft.com/office/drawing/2014/chartex" xmlns:cx1="http://schemas.microsoft.com/office/drawing/2015/9/8/chartex" xmlns:cx2="http://schemas.microsoft.com/office/drawing/2015/10/21/chartex" xmlns:cx3="http://schemas.microsoft.com/office/drawing/2016/5/9/chartex" xmlns:cx4="http://schemas.microsoft.com/office/drawing/2016/5/10/chartex" xmlns:cx5="http://schemas.microsoft.com/office/drawing/2016/5/11/chartex" xmlns:cx6="http://schemas.microsoft.com/office/drawing/2016/5/12/chartex" xmlns:cx7="http://schemas.microsoft.com/office/drawing/2016/5/13/chartex" xmlns:cx8="http://schemas.microsoft.com/office/drawing/2016/5/14/chartex" xmlns:mc="http://schemas.openxmlformats.org/markup-compatibility/2006" xmlns:m="http://schemas.openxmlformats.org/officeDocument/2006/math" xmlns:aink="http://schemas.microsoft.com/office/drawing/2016/ink" xmlns:am3d="http://schemas.microsoft.com/office/drawing/2017/model3d" xmlns:oel="http://schemas.microsoft.com/office/2019/extlst" xmlns:r="http://schemas.openxmlformats.org/officeDocument/2006/relationships" xmlns:wp14="http://schemas.microsoft.com/office/word/2010/wordprocessingDrawing" xmlns:wp="http://schemas.openxmlformats.org/drawingml/2006/wordprocessingDrawing" xmlns:wpg="http://schemas.microsoft.com/office/word/2010/wordprocessingGroup" xmlns:wpi="http://schemas.microsoft.com/office/word/2010/wordprocessingInk" xmlns:wps="http://schemas.microsoft.com/office/word/2010/wordprocessingShape" xmlns:o="urn:schemas-microsoft-com:office:office" xmlns:v="urn:schemas-microsoft-com:vml" xmlns:w10="urn:schemas-microsoft-com:office:word" xmlns:w="http://schemas.openxmlformats.org/wordprocessingml/2006/main" xmlns:w14="http://schemas.microsoft.com/office/word/2010/wordml" xmlns:w15="http://schemas.microsoft.com/office/word/2012/wordml" xmlns:w16cei="http://schemas.microsoft.com/office/word/2026/wordml/cei" xmlns:w16cex="http://schemas.microsoft.com/office/word/2018/wordml/cex" xmlns:w16cid="http://schemas.microsoft.com/office/word/2016/wordml/cid" xmlns:w16="http://schemas.microsoft.com/office/word/2018/wordml" xmlns:w16sdtdh="http://schemas.microsoft.com/office/word/2020/wordml/sdtdatahash" xmlns:w16sdtfl="http://schemas.microsoft.com/office/word/2024/wordml/sdtformatlock" xmlns:w16se="http://schemas.microsoft.com/office/word/2015/wordml/symex" xmlns:w16du="http://schemas.microsoft.com/office/word/2023/wordml/word16du" xmlns:wne="http://schemas.microsoft.com/office/word/2006/wordml" mc:Ignorable="w14 w15 w16se w16cid w16 w16cex w16sdtdh w16sdtfl w16du wp14">
+<w15:commentsEx xmlns:wpc="http://schemas.microsoft.com/office/word/2010/wordprocessingCanvas" xmlns:cx="http://schemas.microsoft.com/office/drawing/2014/chartex" xmlns:cx1="http://schemas.microsoft.com/office/drawing/2015/9/8/chartex" xmlns:cx2="http://schemas.microsoft.com/office/drawing/2015/10/21/chartex" xmlns:cx3="http://schemas.microsoft.com/office/drawing/2016/5/9/chartex" xmlns:cx4="http://schemas.microsoft.com/office/drawing/2016/5/10/chartex" xmlns:cx5="http://schemas.microsoft.com/office/drawing/2016/5/11/chartex" xmlns:cx6="http://schemas.microsoft.com/office/drawing/2016/5/12/chartex" xmlns:cx7="http://schemas.microsoft.com/office/drawing/2016/5/13/chartex" xmlns:cx8="http://schemas.microsoft.com/office/drawing/2016/5/14/chartex" xmlns:mc="http://schemas.openxmlformats.org/markup-compatibility/2006" xmlns:m="http://schemas.openxmlformats.org/officeDocument/2006/math" xmlns:aink="http://schemas.microsoft.com/office/drawing/2016/ink" xmlns:am3d="http://schemas.microsoft.com/office/drawing/2017/model3d" xmlns:oel="http://schemas.microsoft.com/office/2019/extlst" xmlns:r="http://schemas.openxmlformats.org/officeDocument/2006/relationships" xmlns:wp14="http://schemas.microsoft.com/office/word/2010/wordprocessingDrawing" xmlns:wp="http://schemas.openxmlformats.org/drawingml/2006/wordprocessingDrawing" xmlns:wpg="http://schemas.microsoft.com/office/word/2010/wordprocessingGroup" xmlns:wpi="http://schemas.microsoft.com/office/word/2010/wordprocessingInk" xmlns:wps="http://schemas.microsoft.com/office/word/2010/wordprocessingShape" xmlns:o="urn:schemas-microsoft-com:office:office" xmlns:v="urn:schemas-microsoft-com:vml" xmlns:w10="urn:schemas-microsoft-com:office:word" xmlns:w="http://schemas.openxmlformats.org/wordprocessingml/2006/main" xmlns:w14="http://schemas.microsoft.com/office/word/2010/wordml" xmlns:w15="http://schemas.microsoft.com/office/word/2012/wordml" xmlns:w16cex="http://schemas.microsoft.com/office/word/2018/wordml/cex" xmlns:w16cid="http://schemas.microsoft.com/office/word/2016/wordml/cid" xmlns:w16="http://schemas.microsoft.com/office/word/2018/wordml" xmlns:w16sdtdh="http://schemas.microsoft.com/office/word/2020/wordml/sdtdatahash" xmlns:w16sdtfl="http://schemas.microsoft.com/office/word/2024/wordml/sdtformatlock" xmlns:w16se="http://schemas.microsoft.com/office/word/2015/wordml/symex" xmlns:w16du="http://schemas.microsoft.com/office/word/2023/wordml/word16du" xmlns:wne="http://schemas.microsoft.com/office/word/2006/wordml" mc:Ignorable="w14 w15 w16se w16cid w16 w16cex w16sdtdh w16sdtfl w16du wp14">
   <w15:commentEx w15:paraId="7D00A009" w15:done="0"/>
 </w15:commentsEx>
 </file>
 
 <file path=word/commentsExtensible.xml><?xml version="1.0" encoding="utf-8"?>
-<w16cex:commentsExtensible xmlns:wpc="http://schemas.microsoft.com/office/word/2010/wordprocessingCanvas" xmlns:cx="http://schemas.microsoft.com/office/drawing/2014/chartex" xmlns:cx1="http://schemas.microsoft.com/office/drawing/2015/9/8/chartex" xmlns:cx2="http://schemas.microsoft.com/office/drawing/2015/10/21/chartex" xmlns:cx3="http://schemas.microsoft.com/office/drawing/2016/5/9/chartex" xmlns:cx4="http://schemas.microsoft.com/office/drawing/2016/5/10/chartex" xmlns:cx5="http://schemas.microsoft.com/office/drawing/2016/5/11/chartex" xmlns:cx6="http://schemas.microsoft.com/office/drawing/2016/5/12/chartex" xmlns:cx7="http://schemas.microsoft.com/office/drawing/2016/5/13/chartex" xmlns:cx8="http://schemas.microsoft.com/office/drawing/2016/5/14/chartex" xmlns:cr="http://schemas.microsoft.com/office/comments/2020/reactions" xmlns:mc="http://schemas.openxmlformats.org/markup-compatibility/2006" xmlns:m="http://schemas.openxmlformats.org/officeDocument/2006/math" xmlns:aink="http://schemas.microsoft.com/office/drawing/2016/ink" xmlns:am3d="http://schemas.microsoft.com/office/drawing/2017/model3d" xmlns:oel="http://schemas.microsoft.com/office/2019/extlst" xmlns:r="http://schemas.openxmlformats.org/officeDocument/2006/relationships" xmlns:wp14="http://schemas.microsoft.com/office/word/2010/wordprocessingDrawing" xmlns:wp="http://schemas.openxmlformats.org/drawingml/2006/wordprocessingDrawing" xmlns:wpg="http://schemas.microsoft.com/office/word/2010/wordprocessingGroup" xmlns:wpi="http://schemas.microsoft.com/office/word/2010/wordprocessingInk" xmlns:wps="http://schemas.microsoft.com/office/word/2010/wordprocessingShape" xmlns:o="urn:schemas-microsoft-com:office:office" xmlns:v="urn:schemas-microsoft-com:vml" xmlns:w10="urn:schemas-microsoft-com:office:word" xmlns:w="http://schemas.openxmlformats.org/wordprocessingml/2006/main" xmlns:w14="http://schemas.microsoft.com/office/word/2010/wordml" xmlns:w15="http://schemas.microsoft.com/office/word/2012/wordml" xmlns:w16cei="http://schemas.microsoft.com/office/word/2026/wordml/cei" xmlns:w16cex="http://schemas.microsoft.com/office/word/2018/wordml/cex" xmlns:w16cid="http://schemas.microsoft.com/office/word/2016/wordml/cid" xmlns:w16="http://schemas.microsoft.com/office/word/2018/wordml" xmlns:w16sdtdh="http://schemas.microsoft.com/office/word/2020/wordml/sdtdatahash" xmlns:w16sdtfl="http://schemas.microsoft.com/office/word/2024/wordml/sdtformatlock" xmlns:w16se="http://schemas.microsoft.com/office/word/2015/wordml/symex" xmlns:w16du="http://schemas.microsoft.com/office/word/2023/wordml/word16du" xmlns:wne="http://schemas.microsoft.com/office/word/2006/wordml" mc:Ignorable="w14 w15 w16se w16cid w16 w16cex w16sdtdh w16sdtfl cr w16du wp14">
+<w16cex:commentsExtensible xmlns:wpc="http://schemas.microsoft.com/office/word/2010/wordprocessingCanvas" xmlns:cx="http://schemas.microsoft.com/office/drawing/2014/chartex" xmlns:cx1="http://schemas.microsoft.com/office/drawing/2015/9/8/chartex" xmlns:cx2="http://schemas.microsoft.com/office/drawing/2015/10/21/chartex" xmlns:cx3="http://schemas.microsoft.com/office/drawing/2016/5/9/chartex" xmlns:cx4="http://schemas.microsoft.com/office/drawing/2016/5/10/chartex" xmlns:cx5="http://schemas.microsoft.com/office/drawing/2016/5/11/chartex" xmlns:cx6="http://schemas.microsoft.com/office/drawing/2016/5/12/chartex" xmlns:cx7="http://schemas.microsoft.com/office/drawing/2016/5/13/chartex" xmlns:cx8="http://schemas.microsoft.com/office/drawing/2016/5/14/chartex" xmlns:cr="http://schemas.microsoft.com/office/comments/2020/reactions" xmlns:mc="http://schemas.openxmlformats.org/markup-compatibility/2006" xmlns:m="http://schemas.openxmlformats.org/officeDocument/2006/math" xmlns:aink="http://schemas.microsoft.com/office/drawing/2016/ink" xmlns:am3d="http://schemas.microsoft.com/office/drawing/2017/model3d" xmlns:oel="http://schemas.microsoft.com/office/2019/extlst" xmlns:r="http://schemas.openxmlformats.org/officeDocument/2006/relationships" xmlns:wp14="http://schemas.microsoft.com/office/word/2010/wordprocessingDrawing" xmlns:wp="http://schemas.openxmlformats.org/drawingml/2006/wordprocessingDrawing" xmlns:wpg="http://schemas.microsoft.com/office/word/2010/wordprocessingGroup" xmlns:wpi="http://schemas.microsoft.com/office/word/2010/wordprocessingInk" xmlns:wps="http://schemas.microsoft.com/office/word/2010/wordprocessingShape" xmlns:o="urn:schemas-microsoft-com:office:office" xmlns:v="urn:schemas-microsoft-com:vml" xmlns:w10="urn:schemas-microsoft-com:office:word" xmlns:w="http://schemas.openxmlformats.org/wordprocessingml/2006/main" xmlns:w14="http://schemas.microsoft.com/office/word/2010/wordml" xmlns:w15="http://schemas.microsoft.com/office/word/2012/wordml" xmlns:w16cex="http://schemas.microsoft.com/office/word/2018/wordml/cex" xmlns:w16cid="http://schemas.microsoft.com/office/word/2016/wordml/cid" xmlns:w16="http://schemas.microsoft.com/office/word/2018/wordml" xmlns:w16sdtdh="http://schemas.microsoft.com/office/word/2020/wordml/sdtdatahash" xmlns:w16sdtfl="http://schemas.microsoft.com/office/word/2024/wordml/sdtformatlock" xmlns:w16se="http://schemas.microsoft.com/office/word/2015/wordml/symex" xmlns:w16du="http://schemas.microsoft.com/office/word/2023/wordml/word16du" xmlns:wne="http://schemas.microsoft.com/office/word/2006/wordml" mc:Ignorable="w14 w15 w16se w16cid w16 w16cex w16sdtdh w16sdtfl cr w16du wp14">
   <w16cex:commentExtensible w16cex:durableId="65439AD5" w16cex:dateUtc="2026-07-01T10:31:00Z"/>
 </w16cex:commentsExtensible>
 </file>
 
 <file path=word/commentsIds.xml><?xml version="1.0" encoding="utf-8"?>
-<w16cid:commentsIds xmlns:wpc="http://schemas.microsoft.com/office/word/2010/wordprocessingCanvas" xmlns:cx="http://schemas.microsoft.com/office/drawing/2014/chartex" xmlns:cx1="http://schemas.microsoft.com/office/drawing/2015/9/8/chartex" xmlns:cx2="http://schemas.microsoft.com/office/drawing/2015/10/21/chartex" xmlns:cx3="http://schemas.microsoft.com/office/drawing/2016/5/9/chartex" xmlns:cx4="http://schemas.microsoft.com/office/drawing/2016/5/10/chartex" xmlns:cx5="http://schemas.microsoft.com/office/drawing/2016/5/11/chartex" xmlns:cx6="http://schemas.microsoft.com/office/drawing/2016/5/12/chartex" xmlns:cx7="http://schemas.microsoft.com/office/drawing/2016/5/13/chartex" xmlns:cx8="http://schemas.microsoft.com/office/drawing/2016/5/14/chartex" xmlns:mc="http://schemas.openxmlformats.org/markup-compatibility/2006" xmlns:m="http://schemas.openxmlformats.org/officeDocument/2006/math" xmlns:aink="http://schemas.microsoft.com/office/drawing/2016/ink" xmlns:am3d="http://schemas.microsoft.com/office/drawing/2017/model3d" xmlns:oel="http://schemas.microsoft.com/office/2019/extlst" xmlns:r="http://schemas.openxmlformats.org/officeDocument/2006/relationships" xmlns:wp14="http://schemas.microsoft.com/office/word/2010/wordprocessingDrawing" xmlns:wp="http://schemas.openxmlformats.org/drawingml/2006/wordprocessingDrawing" xmlns:wpg="http://schemas.microsoft.com/office/word/2010/wordprocessingGroup" xmlns:wpi="http://schemas.microsoft.com/office/word/2010/wordprocessingInk" xmlns:wps="http://schemas.microsoft.com/office/word/2010/wordprocessingShape" xmlns:o="urn:schemas-microsoft-com:office:office" xmlns:v="urn:schemas-microsoft-com:vml" xmlns:w10="urn:schemas-microsoft-com:office:word" xmlns:w="http://schemas.openxmlformats.org/wordprocessingml/2006/main" xmlns:w14="http://schemas.microsoft.com/office/word/2010/wordml" xmlns:w15="http://schemas.microsoft.com/office/word/2012/wordml" xmlns:w16cei="http://schemas.microsoft.com/office/word/2026/wordml/cei" xmlns:w16cex="http://schemas.microsoft.com/office/word/2018/wordml/cex" xmlns:w16cid="http://schemas.microsoft.com/office/word/2016/wordml/cid" xmlns:w16="http://schemas.microsoft.com/office/word/2018/wordml" xmlns:w16sdtdh="http://schemas.microsoft.com/office/word/2020/wordml/sdtdatahash" xmlns:w16sdtfl="http://schemas.microsoft.com/office/word/2024/wordml/sdtformatlock" xmlns:w16se="http://schemas.microsoft.com/office/word/2015/wordml/symex" xmlns:w16du="http://schemas.microsoft.com/office/word/2023/wordml/word16du" xmlns:wne="http://schemas.microsoft.com/office/word/2006/wordml" mc:Ignorable="w14 w15 w16se w16cid w16 w16cex w16sdtdh w16sdtfl w16du wp14">
+<w16cid:commentsIds xmlns:wpc="http://schemas.microsoft.com/office/word/2010/wordprocessingCanvas" xmlns:cx="http://schemas.microsoft.com/office/drawing/2014/chartex" xmlns:cx1="http://schemas.microsoft.com/office/drawing/2015/9/8/chartex" xmlns:cx2="http://schemas.microsoft.com/office/drawing/2015/10/21/chartex" xmlns:cx3="http://schemas.microsoft.com/office/drawing/2016/5/9/chartex" xmlns:cx4="http://schemas.microsoft.com/office/drawing/2016/5/10/chartex" xmlns:cx5="http://schemas.microsoft.com/office/drawing/2016/5/11/chartex" xmlns:cx6="http://schemas.microsoft.com/office/drawing/2016/5/12/chartex" xmlns:cx7="http://schemas.microsoft.com/office/drawing/2016/5/13/chartex" xmlns:cx8="http://schemas.microsoft.com/office/drawing/2016/5/14/chartex" xmlns:mc="http://schemas.openxmlformats.org/markup-compatibility/2006" xmlns:m="http://schemas.openxmlformats.org/officeDocument/2006/math" xmlns:aink="http://schemas.microsoft.com/office/drawing/2016/ink" xmlns:am3d="http://schemas.microsoft.com/office/drawing/2017/model3d" xmlns:oel="http://schemas.microsoft.com/office/2019/extlst" xmlns:r="http://schemas.openxmlformats.org/officeDocument/2006/relationships" xmlns:wp14="http://schemas.microsoft.com/office/word/2010/wordprocessingDrawing" xmlns:wp="http://schemas.openxmlformats.org/drawingml/2006/wordprocessingDrawing" xmlns:wpg="http://schemas.microsoft.com/office/word/2010/wordprocessingGroup" xmlns:wpi="http://schemas.microsoft.com/office/word/2010/wordprocessingInk" xmlns:wps="http://schemas.microsoft.com/office/word/2010/wordprocessingShape" xmlns:o="urn:schemas-microsoft-com:office:office" xmlns:v="urn:schemas-microsoft-com:vml" xmlns:w10="urn:schemas-microsoft-com:office:word" xmlns:w="http://schemas.openxmlformats.org/wordprocessingml/2006/main" xmlns:w14="http://schemas.microsoft.com/office/word/2010/wordml" xmlns:w15="http://schemas.microsoft.com/office/word/2012/wordml" xmlns:w16cex="http://schemas.microsoft.com/office/word/2018/wordml/cex" xmlns:w16cid="http://schemas.microsoft.com/office/word/2016/wordml/cid" xmlns:w16="http://schemas.microsoft.com/office/word/2018/wordml" xmlns:w16sdtdh="http://schemas.microsoft.com/office/word/2020/wordml/sdtdatahash" xmlns:w16sdtfl="http://schemas.microsoft.com/office/word/2024/wordml/sdtformatlock" xmlns:w16se="http://schemas.microsoft.com/office/word/2015/wordml/symex" xmlns:w16du="http://schemas.microsoft.com/office/word/2023/wordml/word16du" xmlns:wne="http://schemas.microsoft.com/office/word/2006/wordml" mc:Ignorable="w14 w15 w16se w16cid w16 w16cex w16sdtdh w16sdtfl w16du wp14">
   <w16cid:commentId w16cid:paraId="7D00A009" w16cid:durableId="65439AD5"/>
 </w16cid:commentsIds>
 </file>
 
 <file path=word/numbering.xml><?xml version="1.0" encoding="utf-8"?>
-<w:numbering xmlns:wpc="http://schemas.microsoft.com/office/word/2010/wordprocessingCanvas" xmlns:cx="http://schemas.microsoft.com/office/drawing/2014/chartex" xmlns:cx1="http://schemas.microsoft.com/office/drawing/2015/9/8/chartex" xmlns:cx2="http://schemas.microsoft.com/office/drawing/2015/10/21/chartex" xmlns:cx3="http://schemas.microsoft.com/office/drawing/2016/5/9/chartex" xmlns:cx4="http://schemas.microsoft.com/office/drawing/2016/5/10/chartex" xmlns:cx5="http://schemas.microsoft.com/office/drawing/2016/5/11/chartex" xmlns:cx6="http://schemas.microsoft.com/office/drawing/2016/5/12/chartex" xmlns:cx7="http://schemas.microsoft.com/office/drawing/2016/5/13/chartex" xmlns:cx8="http://schemas.microsoft.com/office/drawing/2016/5/14/chartex" xmlns:mc="http://schemas.openxmlformats.org/markup-compatibility/2006" xmlns:m="http://schemas.openxmlformats.org/officeDocument/2006/math" xmlns:aink="http://schemas.microsoft.com/office/drawing/2016/ink" xmlns:am3d="http://schemas.microsoft.com/office/drawing/2017/model3d" xmlns:oel="http://schemas.microsoft.com/office/2019/extlst" xmlns:r="http://schemas.openxmlformats.org/officeDocument/2006/relationships" xmlns:wp14="http://schemas.microsoft.com/office/word/2010/wordprocessingDrawing" xmlns:wp="http://schemas.openxmlformats.org/drawingml/2006/wordprocessingDrawing" xmlns:wpg="http://schemas.microsoft.com/office/word/2010/wordprocessingGroup" xmlns:wpi="http://schemas.microsoft.com/office/word/2010/wordprocessingInk" xmlns:wps="http://schemas.microsoft.com/office/word/2010/wordprocessingShape" xmlns:o="urn:schemas-microsoft-com:office:office" xmlns:v="urn:schemas-microsoft-com:vml" xmlns:w10="urn:schemas-microsoft-com:office:word" xmlns:w="http://schemas.openxmlformats.org/wordprocessingml/2006/main" xmlns:w14="http://schemas.microsoft.com/office/word/2010/wordml" xmlns:w15="http://schemas.microsoft.com/office/word/2012/wordml" xmlns:w16cei="http://schemas.microsoft.com/office/word/2026/wordml/cei" xmlns:w16cex="http://schemas.microsoft.com/office/word/2018/wordml/cex" xmlns:w16cid="http://schemas.microsoft.com/office/word/2016/wordml/cid" xmlns:w16="http://schemas.microsoft.com/office/word/2018/wordml" xmlns:w16sdtdh="http://schemas.microsoft.com/office/word/2020/wordml/sdtdatahash" xmlns:w16sdtfl="http://schemas.microsoft.com/office/word/2024/wordml/sdtformatlock" xmlns:w16se="http://schemas.microsoft.com/office/word/2015/wordml/symex" xmlns:w16du="http://schemas.microsoft.com/office/word/2023/wordml/word16du" xmlns:wne="http://schemas.microsoft.com/office/word/2006/wordml" mc:Ignorable="w14 w15 w16se w16cid w16 w16cex w16sdtdh w16sdtfl w16du wp14">
+<w:numbering xmlns:wpc="http://schemas.microsoft.com/office/word/2010/wordprocessingCanvas" xmlns:cx="http://schemas.microsoft.com/office/drawing/2014/chartex" xmlns:cx1="http://schemas.microsoft.com/office/drawing/2015/9/8/chartex" xmlns:cx2="http://schemas.microsoft.com/office/drawing/2015/10/21/chartex" xmlns:cx3="http://schemas.microsoft.com/office/drawing/2016/5/9/chartex" xmlns:cx4="http://schemas.microsoft.com/office/drawing/2016/5/10/chartex" xmlns:cx5="http://schemas.microsoft.com/office/drawing/2016/5/11/chartex" xmlns:cx6="http://schemas.microsoft.com/office/drawing/2016/5/12/chartex" xmlns:cx7="http://schemas.microsoft.com/office/drawing/2016/5/13/chartex" xmlns:cx8="http://schemas.microsoft.com/office/drawing/2016/5/14/chartex" xmlns:mc="http://schemas.openxmlformats.org/markup-compatibility/2006" xmlns:m="http://schemas.openxmlformats.org/officeDocument/2006/math" xmlns:aink="http://schemas.microsoft.com/office/drawing/2016/ink" xmlns:am3d="http://schemas.microsoft.com/office/drawing/2017/model3d" xmlns:oel="http://schemas.microsoft.com/office/2019/extlst" xmlns:r="http://schemas.openxmlformats.org/officeDocument/2006/relationships" xmlns:wp14="http://schemas.microsoft.com/office/word/2010/wordprocessingDrawing" xmlns:wp="http://schemas.openxmlformats.org/drawingml/2006/wordprocessingDrawing" xmlns:wpg="http://schemas.microsoft.com/office/word/2010/wordprocessingGroup" xmlns:wpi="http://schemas.microsoft.com/office/word/2010/wordprocessingInk" xmlns:wps="http://schemas.microsoft.com/office/word/2010/wordprocessingShape" xmlns:o="urn:schemas-microsoft-com:office:office" xmlns:v="urn:schemas-microsoft-com:vml" xmlns:w10="urn:schemas-microsoft-com:office:word" xmlns:w="http://schemas.openxmlformats.org/wordprocessingml/2006/main" xmlns:w14="http://schemas.microsoft.com/office/word/2010/wordml" xmlns:w15="http://schemas.microsoft.com/office/word/2012/wordml" xmlns:w16cex="http://schemas.microsoft.com/office/word/2018/wordml/cex" xmlns:w16cid="http://schemas.microsoft.com/office/word/2016/wordml/cid" xmlns:w16="http://schemas.microsoft.com/office/word/2018/wordml" xmlns:w16sdtdh="http://schemas.microsoft.com/office/word/2020/wordml/sdtdatahash" xmlns:w16sdtfl="http://schemas.microsoft.com/office/word/2024/wordml/sdtformatlock" xmlns:w16se="http://schemas.microsoft.com/office/word/2015/wordml/symex" xmlns:w16du="http://schemas.microsoft.com/office/word/2023/wordml/word16du" xmlns:wne="http://schemas.microsoft.com/office/word/2006/wordml" mc:Ignorable="w14 w15 w16se w16cid w16 w16cex w16sdtdh w16sdtfl w16du wp14">
   <w:abstractNum w:abstractNumId="0" w15:restartNumberingAfterBreak="0">
     <w:nsid w:val="26386008"/>
     <w:multiLevelType w:val="hybridMultilevel"/>
@@ -5080,7 +5020,7 @@
 </file>
 
 <file path=word/people.xml><?xml version="1.0" encoding="utf-8"?>
-<w15:people xmlns:wpc="http://schemas.microsoft.com/office/word/2010/wordprocessingCanvas" xmlns:cx="http://schemas.microsoft.com/office/drawing/2014/chartex" xmlns:cx1="http://schemas.microsoft.com/office/drawing/2015/9/8/chartex" xmlns:cx2="http://schemas.microsoft.com/office/drawing/2015/10/21/chartex" xmlns:cx3="http://schemas.microsoft.com/office/drawing/2016/5/9/chartex" xmlns:cx4="http://schemas.microsoft.com/office/drawing/2016/5/10/chartex" xmlns:cx5="http://schemas.microsoft.com/office/drawing/2016/5/11/chartex" xmlns:cx6="http://schemas.microsoft.com/office/drawing/2016/5/12/chartex" xmlns:cx7="http://schemas.microsoft.com/office/drawing/2016/5/13/chartex" xmlns:cx8="http://schemas.microsoft.com/office/drawing/2016/5/14/chartex" xmlns:mc="http://schemas.openxmlformats.org/markup-compatibility/2006" xmlns:m="http://schemas.openxmlformats.org/officeDocument/2006/math" xmlns:aink="http://schemas.microsoft.com/office/drawing/2016/ink" xmlns:am3d="http://schemas.microsoft.com/office/drawing/2017/model3d" xmlns:oel="http://schemas.microsoft.com/office/2019/extlst" xmlns:r="http://schemas.openxmlformats.org/officeDocument/2006/relationships" xmlns:wp14="http://schemas.microsoft.com/office/word/2010/wordprocessingDrawing" xmlns:wp="http://schemas.openxmlformats.org/drawingml/2006/wordprocessingDrawing" xmlns:wpg="http://schemas.microsoft.com/office/word/2010/wordprocessingGroup" xmlns:wpi="http://schemas.microsoft.com/office/word/2010/wordprocessingInk" xmlns:wps="http://schemas.microsoft.com/office/word/2010/wordprocessingShape" xmlns:o="urn:schemas-microsoft-com:office:office" xmlns:v="urn:schemas-microsoft-com:vml" xmlns:w10="urn:schemas-microsoft-com:office:word" xmlns:w="http://schemas.openxmlformats.org/wordprocessingml/2006/main" xmlns:w14="http://schemas.microsoft.com/office/word/2010/wordml" xmlns:w15="http://schemas.microsoft.com/office/word/2012/wordml" xmlns:w16cei="http://schemas.microsoft.com/office/word/2026/wordml/cei" xmlns:w16cex="http://schemas.microsoft.com/office/word/2018/wordml/cex" xmlns:w16cid="http://schemas.microsoft.com/office/word/2016/wordml/cid" xmlns:w16="http://schemas.microsoft.com/office/word/2018/wordml" xmlns:w16sdtdh="http://schemas.microsoft.com/office/word/2020/wordml/sdtdatahash" xmlns:w16sdtfl="http://schemas.microsoft.com/office/word/2024/wordml/sdtformatlock" xmlns:w16se="http://schemas.microsoft.com/office/word/2015/wordml/symex" xmlns:w16du="http://schemas.microsoft.com/office/word/2023/wordml/word16du" xmlns:wne="http://schemas.microsoft.com/office/word/2006/wordml" mc:Ignorable="w14 w15 w16se w16cid w16 w16cex w16sdtdh w16sdtfl w16du wp14">
+<w15:people xmlns:wpc="http://schemas.microsoft.com/office/word/2010/wordprocessingCanvas" xmlns:cx="http://schemas.microsoft.com/office/drawing/2014/chartex" xmlns:cx1="http://schemas.microsoft.com/office/drawing/2015/9/8/chartex" xmlns:cx2="http://schemas.microsoft.com/office/drawing/2015/10/21/chartex" xmlns:cx3="http://schemas.microsoft.com/office/drawing/2016/5/9/chartex" xmlns:cx4="http://schemas.microsoft.com/office/drawing/2016/5/10/chartex" xmlns:cx5="http://schemas.microsoft.com/office/drawing/2016/5/11/chartex" xmlns:cx6="http://schemas.microsoft.com/office/drawing/2016/5/12/chartex" xmlns:cx7="http://schemas.microsoft.com/office/drawing/2016/5/13/chartex" xmlns:cx8="http://schemas.microsoft.com/office/drawing/2016/5/14/chartex" xmlns:mc="http://schemas.openxmlformats.org/markup-compatibility/2006" xmlns:m="http://schemas.openxmlformats.org/officeDocument/2006/math" xmlns:aink="http://schemas.microsoft.com/office/drawing/2016/ink" xmlns:am3d="http://schemas.microsoft.com/office/drawing/2017/model3d" xmlns:oel="http://schemas.microsoft.com/office/2019/extlst" xmlns:r="http://schemas.openxmlformats.org/officeDocument/2006/relationships" xmlns:wp14="http://schemas.microsoft.com/office/word/2010/wordprocessingDrawing" xmlns:wp="http://schemas.openxmlformats.org/drawingml/2006/wordprocessingDrawing" xmlns:wpg="http://schemas.microsoft.com/office/word/2010/wordprocessingGroup" xmlns:wpi="http://schemas.microsoft.com/office/word/2010/wordprocessingInk" xmlns:wps="http://schemas.microsoft.com/office/word/2010/wordprocessingShape" xmlns:o="urn:schemas-microsoft-com:office:office" xmlns:v="urn:schemas-microsoft-com:vml" xmlns:w10="urn:schemas-microsoft-com:office:word" xmlns:w="http://schemas.openxmlformats.org/wordprocessingml/2006/main" xmlns:w14="http://schemas.microsoft.com/office/word/2010/wordml" xmlns:w15="http://schemas.microsoft.com/office/word/2012/wordml" xmlns:w16cex="http://schemas.microsoft.com/office/word/2018/wordml/cex" xmlns:w16cid="http://schemas.microsoft.com/office/word/2016/wordml/cid" xmlns:w16="http://schemas.microsoft.com/office/word/2018/wordml" xmlns:w16sdtdh="http://schemas.microsoft.com/office/word/2020/wordml/sdtdatahash" xmlns:w16sdtfl="http://schemas.microsoft.com/office/word/2024/wordml/sdtformatlock" xmlns:w16se="http://schemas.microsoft.com/office/word/2015/wordml/symex" xmlns:w16du="http://schemas.microsoft.com/office/word/2023/wordml/word16du" xmlns:wne="http://schemas.microsoft.com/office/word/2006/wordml" mc:Ignorable="w14 w15 w16se w16cid w16 w16cex w16sdtdh w16sdtfl w16du wp14">
   <w15:person w15:author="Emily Simmonds">
     <w15:presenceInfo w15:providerId="AD" w15:userId="S::esimmon2@ed.ac.uk::1c9f69ca-eb66-4597-abff-93388f1d1a66"/>
   </w15:person>
